--- a/materials/grade-03/G03-L09/G03-L09-Reading-Passage.docx
+++ b/materials/grade-03/G03-L09/G03-L09-Reading-Passage.docx
@@ -2,50 +2,212 @@
 <file path=word/document.xml><?xml version="1.0" encoding="utf-8"?>
 <w:document xmlns:wpc="http://schemas.microsoft.com/office/word/2010/wordprocessingCanvas" xmlns:mo="http://schemas.microsoft.com/office/mac/office/2008/main" xmlns:mc="http://schemas.openxmlformats.org/markup-compatibility/2006" xmlns:mv="urn:schemas-microsoft-com:mac:vml" xmlns:o="urn:schemas-microsoft-com:office:office" xmlns:r="http://schemas.openxmlformats.org/officeDocument/2006/relationships" xmlns:m="http://schemas.openxmlformats.org/officeDocument/2006/math" xmlns:v="urn:schemas-microsoft-com:vml" xmlns:wp14="http://schemas.microsoft.com/office/word/2010/wordprocessingDrawing" xmlns:wp="http://schemas.openxmlformats.org/drawingml/2006/wordprocessingDrawing" xmlns:w10="urn:schemas-microsoft-com:office:word" xmlns:w="http://schemas.openxmlformats.org/wordprocessingml/2006/main" xmlns:w14="http://schemas.microsoft.com/office/word/2010/wordml" xmlns:wpg="http://schemas.microsoft.com/office/word/2010/wordprocessingGroup" xmlns:wpi="http://schemas.microsoft.com/office/word/2010/wordprocessingInk" xmlns:wne="http://schemas.microsoft.com/office/word/2006/wordml" xmlns:wps="http://schemas.microsoft.com/office/word/2010/wordprocessingShape" mc:Ignorable="w14 wp14">
   <w:body>
+    <w:tbl>
+      <w:tblPr>
+        <w:tblW w:type="auto" w:w="0"/>
+        <w:tblLook w:firstColumn="1" w:firstRow="1" w:lastColumn="0" w:lastRow="0" w:noHBand="0" w:noVBand="1" w:val="04A0"/>
+        <w:tblBorders>
+          <w:top w:val="none" w:sz="0" w:space="0" w:color="auto"/>
+          <w:left w:val="none" w:sz="0" w:space="0" w:color="auto"/>
+          <w:bottom w:val="none" w:sz="0" w:space="0" w:color="auto"/>
+          <w:right w:val="none" w:sz="0" w:space="0" w:color="auto"/>
+          <w:insideH w:val="none" w:sz="0" w:space="0" w:color="auto"/>
+          <w:insideV w:val="none" w:sz="0" w:space="0" w:color="auto"/>
+        </w:tblBorders>
+      </w:tblPr>
+      <w:tblGrid>
+        <w:gridCol w:w="10800"/>
+      </w:tblGrid>
+      <w:tr>
+        <w:tc>
+          <w:tcPr>
+            <w:tcW w:type="dxa" w:w="10800"/>
+            <w:shd w:fill="E3F2FD"/>
+          </w:tcPr>
+          <w:p/>
+          <w:p>
+            <w:pPr>
+              <w:spacing w:after="40"/>
+              <w:jc w:val="center"/>
+            </w:pPr>
+            <w:r>
+              <w:rPr>
+                <w:rFonts w:ascii="Comic Sans MS" w:hAnsi="Comic Sans MS"/>
+                <w:b/>
+                <w:color w:val="2E86AB"/>
+                <w:sz w:val="44"/>
+              </w:rPr>
+              <w:t>How can people build things that protect them from dangerous natural events like floods, tornadoes, and earthquakes?</w:t>
+            </w:r>
+          </w:p>
+          <w:p>
+            <w:pPr>
+              <w:jc w:val="center"/>
+            </w:pPr>
+            <w:r>
+              <w:rPr>
+                <w:rFonts w:ascii="Comic Sans MS" w:hAnsi="Comic Sans MS"/>
+                <w:color w:val="555555"/>
+                <w:sz w:val="20"/>
+              </w:rPr>
+              <w:t>ModelIt! Reading  |  3rd Grade</w:t>
+            </w:r>
+          </w:p>
+          <w:p>
+            <w:pPr>
+              <w:spacing w:before="80" w:after="120"/>
+              <w:jc w:val="center"/>
+            </w:pPr>
+            <w:r>
+              <w:rPr>
+                <w:rFonts w:ascii="Comic Sans MS" w:hAnsi="Comic Sans MS"/>
+                <w:sz w:val="22"/>
+              </w:rPr>
+              <w:t>Name: ________________________    Date: ____________</w:t>
+            </w:r>
+          </w:p>
+        </w:tc>
+      </w:tr>
+    </w:tbl>
     <w:p>
       <w:pPr>
+        <w:spacing w:after="120"/>
         <w:jc w:val="center"/>
       </w:pPr>
       <w:r>
-        <w:rPr>
-          <w:b/>
-          <w:color w:val="2E86AB"/>
-          <w:sz w:val="40"/>
-        </w:rPr>
-        <w:t xml:space="preserve">ModelIt! </w:t>
-      </w:r>
-      <w:r>
-        <w:rPr>
-          <w:color w:val="666666"/>
-          <w:sz w:val="24"/>
-        </w:rPr>
-        <w:t xml:space="preserve">  |  3rd Grade</w:t>
+        <w:drawing>
+          <wp:inline xmlns:a="http://schemas.openxmlformats.org/drawingml/2006/main" xmlns:pic="http://schemas.openxmlformats.org/drawingml/2006/picture">
+            <wp:extent cx="5029200" cy="5029200"/>
+            <wp:docPr id="1" name="Picture 1"/>
+            <wp:cNvGraphicFramePr>
+              <a:graphicFrameLocks noChangeAspect="1"/>
+            </wp:cNvGraphicFramePr>
+            <a:graphic>
+              <a:graphicData uri="http://schemas.openxmlformats.org/drawingml/2006/picture">
+                <pic:pic>
+                  <pic:nvPicPr>
+                    <pic:cNvPr id="0" name="G03-L09-scene.png"/>
+                    <pic:cNvPicPr/>
+                  </pic:nvPicPr>
+                  <pic:blipFill>
+                    <a:blip r:embed="rId9"/>
+                    <a:stretch>
+                      <a:fillRect/>
+                    </a:stretch>
+                  </pic:blipFill>
+                  <pic:spPr>
+                    <a:xfrm>
+                      <a:off x="0" y="0"/>
+                      <a:ext cx="5029200" cy="5029200"/>
+                    </a:xfrm>
+                    <a:prstGeom prst="rect"/>
+                  </pic:spPr>
+                </pic:pic>
+              </a:graphicData>
+            </a:graphic>
+          </wp:inline>
+        </w:drawing>
       </w:r>
     </w:p>
     <w:p>
       <w:pPr>
-        <w:jc w:val="center"/>
+        <w:spacing w:after="120" w:line="440" w:lineRule="exact"/>
       </w:pPr>
       <w:r>
         <w:rPr>
-          <w:b/>
-          <w:color w:val="1A4780"/>
-          <w:sz w:val="32"/>
+          <w:rFonts w:ascii="Comic Sans MS" w:hAnsi="Comic Sans MS"/>
+          <w:sz w:val="26"/>
         </w:rPr>
-        <w:t>G03-L09: How Can We Protect Against Natural Hazards?</w:t>
+        <w:t>Have you ever wondered: How can people build things that protect them from dangerous natural events like floods, tornadoes, and earthquakes? Let's find out!</w:t>
       </w:r>
     </w:p>
-    <w:p/>
     <w:p>
+      <w:pPr>
+        <w:spacing w:after="120" w:line="440" w:lineRule="exact"/>
+      </w:pPr>
       <w:r>
         <w:rPr>
-          <w:b/>
-          <w:color w:val="0D1B2A"/>
-          <w:sz w:val="48"/>
+          <w:rFonts w:ascii="Comic Sans MS" w:hAnsi="Comic Sans MS"/>
+          <w:sz w:val="26"/>
         </w:rPr>
-        <w:t>How can people build things that protect them from dangerous natural events like floods, tornadoes, and earthquakes?</w:t>
+        <w:t>Natural hazards include weather events (floods, tornadoes, hurricanes, blizzards, droughts), geological events (earthquakes, volcanic eruptions, landslides, tsunamis), and wildfires. Each type of hazard causes damage in different ways — floods push water into buildings, tornadoes rip structures apart with wind, and earthquakes shake buildings until they collapse.</w:t>
       </w:r>
     </w:p>
+    <w:p>
+      <w:pPr>
+        <w:spacing w:after="120" w:line="440" w:lineRule="exact"/>
+      </w:pPr>
+      <w:r>
+        <w:rPr>
+          <w:rFonts w:ascii="Comic Sans MS" w:hAnsi="Comic Sans MS"/>
+          <w:sz w:val="26"/>
+        </w:rPr>
+        <w:t>Engineers have developed many solutions to reduce hazard damage. Levees and floodwalls hold back floodwater.</w:t>
+      </w:r>
+    </w:p>
+    <w:p>
+      <w:pPr>
+        <w:spacing w:after="120" w:line="440" w:lineRule="exact"/>
+      </w:pPr>
+      <w:r>
+        <w:rPr>
+          <w:rFonts w:ascii="Comic Sans MS" w:hAnsi="Comic Sans MS"/>
+          <w:sz w:val="26"/>
+        </w:rPr>
+        <w:t>Now you know! People protect themselves from natural hazards through smart engineering! For floods, engineers build levees (walls that hold back water), flood channels, and raised buildings. For tornadoes, they design storm shelters and reinforced buildings.</w:t>
+      </w:r>
+    </w:p>
+    <w:tbl>
+      <w:tblPr>
+        <w:tblW w:type="auto" w:w="0"/>
+        <w:jc w:val="center"/>
+        <w:tblLook w:firstColumn="1" w:firstRow="1" w:lastColumn="0" w:lastRow="0" w:noHBand="0" w:noVBand="1" w:val="04A0"/>
+      </w:tblPr>
+      <w:tblGrid>
+        <w:gridCol w:w="10800"/>
+      </w:tblGrid>
+      <w:tr>
+        <w:tc>
+          <w:tcPr>
+            <w:tcW w:type="dxa" w:w="10800"/>
+            <w:shd w:fill="FFF9C4"/>
+            <w:tcBorders>
+              <w:top w:sz="12" w:color="E67E22" w:val="single"/>
+              <w:bottom w:sz="12" w:color="E67E22" w:val="single"/>
+              <w:left w:sz="12" w:color="E67E22" w:val="single"/>
+              <w:right w:sz="12" w:color="E67E22" w:val="single"/>
+            </w:tcBorders>
+          </w:tcPr>
+          <w:p/>
+          <w:p>
+            <w:pPr>
+              <w:jc w:val="center"/>
+            </w:pPr>
+            <w:r>
+              <w:rPr>
+                <w:rFonts w:ascii="Comic Sans MS" w:hAnsi="Comic Sans MS"/>
+                <w:b/>
+                <w:color w:val="E67E22"/>
+                <w:sz w:val="32"/>
+              </w:rPr>
+              <w:t>Fun Fact!</w:t>
+            </w:r>
+          </w:p>
+          <w:p>
+            <w:pPr>
+              <w:jc w:val="center"/>
+            </w:pPr>
+            <w:r>
+              <w:rPr>
+                <w:rFonts w:ascii="Comic Sans MS" w:hAnsi="Comic Sans MS"/>
+                <w:sz w:val="22"/>
+              </w:rPr>
+              <w:t>Some people think: "Technology can protect us from all natural hazards completely" -- but that's not true! Even the best engineering cannot prevent ALL damage from extreme natural events. A massive earthquake, a Category 5 hurricane, or a once-in-a-thousand-year flood can overwhelm any human-made structure. Engineering reduces risk and saves lives, but it cannot eliminate all danger from nature's most powerful forces.</w:t>
+            </w:r>
+          </w:p>
+        </w:tc>
+      </w:tr>
+    </w:tbl>
     <w:p/>
     <w:tbl>
       <w:tblPr>
@@ -54,99 +216,19 @@
         <w:tblLook w:firstColumn="1" w:firstRow="1" w:lastColumn="0" w:lastRow="0" w:noHBand="0" w:noVBand="1" w:val="04A0"/>
       </w:tblPr>
       <w:tblGrid>
-        <w:gridCol w:w="5040"/>
-        <w:gridCol w:w="5040"/>
+        <w:gridCol w:w="10800"/>
       </w:tblGrid>
       <w:tr>
         <w:tc>
           <w:tcPr>
-            <w:tcW w:type="dxa" w:w="5040"/>
-          </w:tcPr>
-          <w:p>
-            <w:r>
-              <w:rPr>
-                <w:sz w:val="22"/>
-              </w:rPr>
-              <w:t>Name: _______________________________</w:t>
-            </w:r>
-          </w:p>
-        </w:tc>
-        <w:tc>
-          <w:tcPr>
-            <w:tcW w:type="dxa" w:w="5040"/>
-          </w:tcPr>
-          <w:p>
-            <w:r>
-              <w:rPr>
-                <w:sz w:val="22"/>
-              </w:rPr>
-              <w:t>Date: _______________</w:t>
-            </w:r>
-          </w:p>
-        </w:tc>
-      </w:tr>
-    </w:tbl>
-    <w:p/>
-    <w:p>
-      <w:pPr>
-        <w:spacing w:after="160" w:line="440" w:lineRule="exact"/>
-      </w:pPr>
-      <w:r>
-        <w:rPr>
-          <w:sz w:val="26"/>
-        </w:rPr>
-        <w:t>Have you ever wondered: How can people build things that protect them from dangerous natural events like floods, tornadoes, and earthquakes? Let's find out!</w:t>
-      </w:r>
-    </w:p>
-    <w:p>
-      <w:pPr>
-        <w:spacing w:after="160" w:line="440" w:lineRule="exact"/>
-      </w:pPr>
-      <w:r>
-        <w:rPr>
-          <w:sz w:val="26"/>
-        </w:rPr>
-        <w:t>Natural hazards include weather events (floods, tornadoes, hurricanes, blizzards, droughts), geological events (earthquakes, volcanic eruptions, landslides, tsunamis), and wildfires. Each type of hazard causes damage in different ways — floods push water into buildings, tornadoes rip structures apart with wind, and earthquakes shake buildings until they collapse.</w:t>
-      </w:r>
-    </w:p>
-    <w:p>
-      <w:pPr>
-        <w:spacing w:after="160" w:line="440" w:lineRule="exact"/>
-      </w:pPr>
-      <w:r>
-        <w:rPr>
-          <w:sz w:val="26"/>
-        </w:rPr>
-        <w:t>Engineers have developed many solutions to reduce hazard damage. Levees and floodwalls hold back floodwater.</w:t>
-      </w:r>
-    </w:p>
-    <w:p>
-      <w:pPr>
-        <w:spacing w:after="160" w:line="440" w:lineRule="exact"/>
-      </w:pPr>
-      <w:r>
-        <w:rPr>
-          <w:sz w:val="26"/>
-        </w:rPr>
-        <w:t>Now you know! People protect themselves from natural hazards through smart engineering! For floods, engineers build levees (walls that hold back water), flood channels, and raised buildings. For tornadoes, they design storm shelters and reinforced buildings.</w:t>
-      </w:r>
-    </w:p>
-    <w:p/>
-    <w:tbl>
-      <w:tblPr>
-        <w:tblStyle w:val="TableGrid"/>
-        <w:tblW w:type="auto" w:w="0"/>
-        <w:jc w:val="center"/>
-        <w:tblLook w:firstColumn="1" w:firstRow="1" w:lastColumn="0" w:lastRow="0" w:noHBand="0" w:noVBand="1" w:val="04A0"/>
-      </w:tblPr>
-      <w:tblGrid>
-        <w:gridCol w:w="10080"/>
-      </w:tblGrid>
-      <w:tr>
-        <w:tc>
-          <w:tcPr>
-            <w:tcW w:type="dxa" w:w="10080"/>
-            <w:shd w:fill="FFF8E1"/>
+            <w:tcW w:type="dxa" w:w="10800"/>
+            <w:shd w:fill="E8F5E9"/>
+            <w:tcBorders>
+              <w:top w:sz="12" w:color="27AE60" w:val="single"/>
+              <w:bottom w:sz="12" w:color="27AE60" w:val="single"/>
+              <w:left w:sz="12" w:color="27AE60" w:val="single"/>
+              <w:right w:sz="12" w:color="27AE60" w:val="single"/>
+            </w:tcBorders>
           </w:tcPr>
           <w:p/>
           <w:p>
@@ -155,128 +237,115 @@
             </w:pPr>
             <w:r>
               <w:rPr>
+                <w:rFonts w:ascii="Comic Sans MS" w:hAnsi="Comic Sans MS"/>
                 <w:b/>
-                <w:color w:val="E67E22"/>
+                <w:color w:val="27AE60"/>
                 <w:sz w:val="28"/>
               </w:rPr>
-              <w:t>Fun Fact!</w:t>
+              <w:t>Think About It</w:t>
             </w:r>
           </w:p>
           <w:p>
             <w:r>
               <w:rPr>
-                <w:sz w:val="22"/>
+                <w:rFonts w:ascii="Comic Sans MS" w:hAnsi="Comic Sans MS"/>
+                <w:b/>
+                <w:sz w:val="24"/>
               </w:rPr>
-              <w:t>Some people think: "Technology can protect us from all natural hazards completely" — but that's not true! Even the best engineering cannot prevent ALL damage from extreme natural events. A massive earthquake, a Category 5 hurricane, or a once-in-a-thousand-year flood can overwhelm any human-made structure. Engineering reduces risk and saves lives, but it cannot eliminate all danger from nature's most powerful forces.</w:t>
+              <w:t>1. What surprised you most about how can people build things that protect them from dangerous natural events like floods, tornadoes, and earthquakes?</w:t>
+            </w:r>
+          </w:p>
+          <w:p>
+            <w:pPr>
+              <w:spacing w:after="40" w:line="560" w:lineRule="exact"/>
+            </w:pPr>
+            <w:r>
+              <w:rPr>
+                <w:rFonts w:ascii="Comic Sans MS" w:hAnsi="Comic Sans MS"/>
+                <w:color w:val="BBBBBB"/>
+                <w:sz w:val="32"/>
+              </w:rPr>
+              <w:t>_______________________________________________________</w:t>
+            </w:r>
+          </w:p>
+          <w:p>
+            <w:pPr>
+              <w:spacing w:after="40" w:line="560" w:lineRule="exact"/>
+            </w:pPr>
+            <w:r>
+              <w:rPr>
+                <w:rFonts w:ascii="Comic Sans MS" w:hAnsi="Comic Sans MS"/>
+                <w:color w:val="BBBBBB"/>
+                <w:sz w:val="32"/>
+              </w:rPr>
+              <w:t>_______________________________________________________</w:t>
+            </w:r>
+          </w:p>
+          <w:p>
+            <w:pPr>
+              <w:spacing w:after="40" w:line="560" w:lineRule="exact"/>
+            </w:pPr>
+            <w:r>
+              <w:rPr>
+                <w:rFonts w:ascii="Comic Sans MS" w:hAnsi="Comic Sans MS"/>
+                <w:color w:val="BBBBBB"/>
+                <w:sz w:val="32"/>
+              </w:rPr>
+              <w:t>_______________________________________________________</w:t>
+            </w:r>
+          </w:p>
+          <w:p>
+            <w:r>
+              <w:rPr>
+                <w:rFonts w:ascii="Comic Sans MS" w:hAnsi="Comic Sans MS"/>
+                <w:b/>
+                <w:sz w:val="24"/>
+              </w:rPr>
+              <w:t>2. How could you explain what you learned to a friend or family member?</w:t>
+            </w:r>
+          </w:p>
+          <w:p>
+            <w:pPr>
+              <w:spacing w:after="40" w:line="560" w:lineRule="exact"/>
+            </w:pPr>
+            <w:r>
+              <w:rPr>
+                <w:rFonts w:ascii="Comic Sans MS" w:hAnsi="Comic Sans MS"/>
+                <w:color w:val="BBBBBB"/>
+                <w:sz w:val="32"/>
+              </w:rPr>
+              <w:t>_______________________________________________________</w:t>
+            </w:r>
+          </w:p>
+          <w:p>
+            <w:pPr>
+              <w:spacing w:after="40" w:line="560" w:lineRule="exact"/>
+            </w:pPr>
+            <w:r>
+              <w:rPr>
+                <w:rFonts w:ascii="Comic Sans MS" w:hAnsi="Comic Sans MS"/>
+                <w:color w:val="BBBBBB"/>
+                <w:sz w:val="32"/>
+              </w:rPr>
+              <w:t>_______________________________________________________</w:t>
+            </w:r>
+          </w:p>
+          <w:p>
+            <w:pPr>
+              <w:spacing w:after="40" w:line="560" w:lineRule="exact"/>
+            </w:pPr>
+            <w:r>
+              <w:rPr>
+                <w:rFonts w:ascii="Comic Sans MS" w:hAnsi="Comic Sans MS"/>
+                <w:color w:val="BBBBBB"/>
+                <w:sz w:val="32"/>
+              </w:rPr>
+              <w:t>_______________________________________________________</w:t>
             </w:r>
           </w:p>
         </w:tc>
       </w:tr>
     </w:tbl>
-    <w:p/>
-    <w:p>
-      <w:r>
-        <w:rPr>
-          <w:b/>
-          <w:color w:val="1A4780"/>
-          <w:sz w:val="36"/>
-        </w:rPr>
-        <w:t>Think About It</w:t>
-      </w:r>
-    </w:p>
-    <w:p>
-      <w:r>
-        <w:rPr>
-          <w:b/>
-          <w:sz w:val="26"/>
-        </w:rPr>
-        <w:t>1. What surprised you most about learning how can people build things that protect them from dangerous natural events like floods, tornadoes, and earthquakes?</w:t>
-      </w:r>
-    </w:p>
-    <w:p>
-      <w:pPr>
-        <w:spacing w:after="80" w:line="480" w:lineRule="exact"/>
-      </w:pPr>
-      <w:r>
-        <w:rPr>
-          <w:color w:val="CCCCCC"/>
-          <w:sz w:val="24"/>
-        </w:rPr>
-        <w:t>___________________________________________________________________________</w:t>
-      </w:r>
-    </w:p>
-    <w:p>
-      <w:pPr>
-        <w:spacing w:after="80" w:line="480" w:lineRule="exact"/>
-      </w:pPr>
-      <w:r>
-        <w:rPr>
-          <w:color w:val="CCCCCC"/>
-          <w:sz w:val="24"/>
-        </w:rPr>
-        <w:t>___________________________________________________________________________</w:t>
-      </w:r>
-    </w:p>
-    <w:p>
-      <w:pPr>
-        <w:spacing w:after="80" w:line="480" w:lineRule="exact"/>
-      </w:pPr>
-      <w:r>
-        <w:rPr>
-          <w:color w:val="CCCCCC"/>
-          <w:sz w:val="24"/>
-        </w:rPr>
-        <w:t>___________________________________________________________________________</w:t>
-      </w:r>
-    </w:p>
-    <w:p/>
-    <w:p>
-      <w:r>
-        <w:rPr>
-          <w:b/>
-          <w:sz w:val="26"/>
-        </w:rPr>
-        <w:t>2. How could you explain what you learned to a friend or family member?</w:t>
-      </w:r>
-    </w:p>
-    <w:p>
-      <w:pPr>
-        <w:spacing w:after="80" w:line="480" w:lineRule="exact"/>
-      </w:pPr>
-      <w:r>
-        <w:rPr>
-          <w:color w:val="CCCCCC"/>
-          <w:sz w:val="24"/>
-        </w:rPr>
-        <w:t>___________________________________________________________________________</w:t>
-      </w:r>
-    </w:p>
-    <w:p>
-      <w:pPr>
-        <w:spacing w:after="80" w:line="480" w:lineRule="exact"/>
-      </w:pPr>
-      <w:r>
-        <w:rPr>
-          <w:color w:val="CCCCCC"/>
-          <w:sz w:val="24"/>
-        </w:rPr>
-        <w:t>___________________________________________________________________________</w:t>
-      </w:r>
-    </w:p>
-    <w:p>
-      <w:pPr>
-        <w:spacing w:after="80" w:line="480" w:lineRule="exact"/>
-      </w:pPr>
-      <w:r>
-        <w:rPr>
-          <w:color w:val="CCCCCC"/>
-          <w:sz w:val="24"/>
-        </w:rPr>
-        <w:t>___________________________________________________________________________</w:t>
-      </w:r>
-    </w:p>
-    <w:p/>
-    <w:p/>
     <w:p>
       <w:pPr>
         <w:jc w:val="center"/>
@@ -291,7 +360,7 @@
     </w:p>
     <w:sectPr>
       <w:pgSz w:w="12240" w:h="15840"/>
-      <w:pgMar w:top="864" w:right="1080" w:bottom="720" w:left="1080" w:header="720" w:footer="720" w:gutter="0"/>
+      <w:pgMar w:top="504" w:right="720" w:bottom="504" w:left="720" w:header="720" w:footer="720" w:gutter="0"/>
       <w:cols w:space="720"/>
       <w:docGrid w:linePitch="360"/>
     </w:sectPr>
